--- a/1952.10/1952年10月30、31日，在视察开封时的谈话__LLM初注.docx
+++ b/1952.10/1952年10月30、31日，在视察开封时的谈话__LLM初注.docx
@@ -40,11 +40,20 @@
       <w:r>
         <w:rPr>
           <w:rStyle w:val="FootnoteReference"/>
-        </w:rPr>
+          <w:vertAlign w:val="superscript"/>
+        </w:rPr>
+        <w:t>[</w:t>
         <w:footnoteReference w:id="4"/>
-      </w:r>
-      <w:r>
-        <w:rPr/>
+        <w:t>]</w:t>
+      </w:r>
+      <w:r>
+        <w:rPr>
+          <w:rFonts w:hint="eastAsia" w:ascii="黑体" w:hAnsi="黑体" w:eastAsia="黑体" w:cs="黑体"/>
+          <w:sz w:val="44"/>
+          <w:szCs w:val="44"/>
+          <w:vertAlign w:val="baseline"/>
+          <w:lang w:val="en-US" w:eastAsia="zh-CN"/>
+        </w:rPr>
         <w:t xml:space="preserve">时的谈话</w:t>
       </w:r>
       <w:r>
@@ -59,13 +68,16 @@
       </w:r>
       <w:r>
         <w:rPr>
+          <w:rStyle w:val="FootnoteReference"/>
           <w:rFonts w:hint="eastAsia" w:ascii="仿宋" w:hAnsi="仿宋" w:eastAsia="仿宋" w:cs="仿宋"/>
           <w:sz w:val="36"/>
           <w:szCs w:val="36"/>
           <w:vertAlign w:val="superscript"/>
           <w:lang w:val="en-US" w:eastAsia="zh-CN"/>
         </w:rPr>
+        <w:t>[</w:t>
         <w:footnoteReference w:id="0"/>
+        <w:t>]</w:t>
       </w:r>
       <w:r>
         <w:rPr>
@@ -265,11 +277,18 @@
       <w:r>
         <w:rPr>
           <w:rStyle w:val="FootnoteReference"/>
-        </w:rPr>
+          <w:vertAlign w:val="superscript"/>
+        </w:rPr>
+        <w:t>[</w:t>
         <w:footnoteReference w:id="5"/>
-      </w:r>
-      <w:r>
-        <w:rPr/>
+        <w:t>]</w:t>
+      </w:r>
+      <w:r>
+        <w:rPr>
+          <w:rFonts w:hint="eastAsia" w:ascii="仿宋" w:hAnsi="仿宋" w:eastAsia="仿宋"/>
+          <w:sz w:val="32"/>
+          <w:szCs w:val="32"/>
+        </w:rPr>
         <w:t xml:space="preserve">，我想找个地方看看悬河，在哪个地方比较好？”</w:t>
       </w:r>
     </w:p>
@@ -308,11 +327,18 @@
       <w:r>
         <w:rPr>
           <w:rStyle w:val="FootnoteReference"/>
-        </w:rPr>
+          <w:vertAlign w:val="superscript"/>
+        </w:rPr>
+        <w:t>[</w:t>
         <w:footnoteReference w:id="7"/>
-      </w:r>
-      <w:r>
-        <w:rPr/>
+        <w:t>]</w:t>
+      </w:r>
+      <w:r>
+        <w:rPr>
+          <w:rFonts w:hint="eastAsia" w:ascii="仿宋" w:hAnsi="仿宋" w:eastAsia="仿宋"/>
+          <w:sz w:val="32"/>
+          <w:szCs w:val="32"/>
+        </w:rPr>
         <w:t xml:space="preserve">：“在柳园口比较好。东坝头因决口，河道冲深了，所以悬河不明显。”</w:t>
       </w:r>
     </w:p>
@@ -447,11 +473,18 @@
       <w:r>
         <w:rPr>
           <w:rStyle w:val="FootnoteReference"/>
-        </w:rPr>
+          <w:vertAlign w:val="superscript"/>
+        </w:rPr>
+        <w:t>[</w:t>
         <w:footnoteReference w:id="6"/>
-      </w:r>
-      <w:r>
-        <w:rPr/>
+        <w:t>]</w:t>
+      </w:r>
+      <w:r>
+        <w:rPr>
+          <w:rFonts w:hint="eastAsia" w:ascii="仿宋" w:hAnsi="仿宋" w:eastAsia="仿宋"/>
+          <w:sz w:val="32"/>
+          <w:szCs w:val="32"/>
+        </w:rPr>
         <w:t xml:space="preserve">低</w:t>
       </w:r>
       <w:r>
@@ -1113,11 +1146,18 @@
       <w:r>
         <w:rPr>
           <w:rStyle w:val="FootnoteReference"/>
-        </w:rPr>
+          <w:vertAlign w:val="superscript"/>
+        </w:rPr>
+        <w:t>[</w:t>
         <w:footnoteReference w:id="8"/>
-      </w:r>
-      <w:r>
-        <w:rPr/>
+        <w:t>]</w:t>
+      </w:r>
+      <w:r>
+        <w:rPr>
+          <w:rFonts w:hint="eastAsia" w:ascii="仿宋" w:hAnsi="仿宋" w:eastAsia="仿宋"/>
+          <w:sz w:val="32"/>
+          <w:szCs w:val="32"/>
+        </w:rPr>
         <w:t xml:space="preserve">，花园口是在郑州附近，是离这里不太远的上游。</w:t>
       </w:r>
       <w:r>
@@ -1470,11 +1510,18 @@
       <w:r>
         <w:rPr>
           <w:rStyle w:val="FootnoteReference"/>
-        </w:rPr>
+          <w:vertAlign w:val="superscript"/>
+        </w:rPr>
+        <w:t>[</w:t>
         <w:footnoteReference w:id="9"/>
-      </w:r>
-      <w:r>
-        <w:rPr/>
+        <w:t>]</w:t>
+      </w:r>
+      <w:r>
+        <w:rPr>
+          <w:rFonts w:hint="eastAsia" w:ascii="仿宋" w:hAnsi="仿宋" w:eastAsia="仿宋"/>
+          <w:sz w:val="32"/>
+          <w:szCs w:val="32"/>
+        </w:rPr>
         <w:t xml:space="preserve">：“这里就叫柳园口。”</w:t>
       </w:r>
     </w:p>
@@ -1566,11 +1613,18 @@
       <w:r>
         <w:rPr>
           <w:rStyle w:val="FootnoteReference"/>
-        </w:rPr>
+          <w:vertAlign w:val="superscript"/>
+        </w:rPr>
+        <w:t>[</w:t>
         <w:footnoteReference w:id="12"/>
-      </w:r>
-      <w:r>
-        <w:rPr/>
+        <w:t>]</w:t>
+      </w:r>
+      <w:r>
+        <w:rPr>
+          <w:rFonts w:hint="eastAsia" w:ascii="仿宋" w:hAnsi="仿宋" w:eastAsia="仿宋"/>
+          <w:sz w:val="32"/>
+          <w:szCs w:val="32"/>
+        </w:rPr>
         <w:t xml:space="preserve">，是城中最高的建筑物，它的尖顶与河道水面同在一个水平上。”</w:t>
       </w:r>
     </w:p>
@@ -1659,11 +1713,18 @@
       <w:r>
         <w:rPr>
           <w:rStyle w:val="FootnoteReference"/>
-        </w:rPr>
+          <w:vertAlign w:val="superscript"/>
+        </w:rPr>
+        <w:t>[</w:t>
         <w:footnoteReference w:id="10"/>
-      </w:r>
-      <w:r>
-        <w:rPr/>
+        <w:t>]</w:t>
+      </w:r>
+      <w:r>
+        <w:rPr>
+          <w:rFonts w:hint="eastAsia" w:ascii="仿宋" w:hAnsi="仿宋" w:eastAsia="仿宋"/>
+          <w:sz w:val="32"/>
+          <w:szCs w:val="32"/>
+        </w:rPr>
         <w:t xml:space="preserve">：“黄河在这一带经常发水，开封也多次被淹，再加上政治、军事的原因，这里的人民遭受的苦难更多。秦统一六国时，秦将王贲攻取大梁引水灌城，使大梁化为废墟。金明昌五年，黄河在阳武决口后，经开封城北向东流，大水灌城，历史名城再次成为废墟。道光</w:t>
       </w:r>
       <w:r>
@@ -2660,21 +2721,35 @@
       <w:r>
         <w:rPr>
           <w:rStyle w:val="FootnoteReference"/>
-        </w:rPr>
+          <w:vertAlign w:val="superscript"/>
+        </w:rPr>
+        <w:t>[</w:t>
         <w:footnoteReference w:id="16"/>
-      </w:r>
-      <w:r>
-        <w:rPr/>
+        <w:t>]</w:t>
+      </w:r>
+      <w:r>
+        <w:rPr>
+          <w:rFonts w:hint="eastAsia" w:ascii="仿宋" w:hAnsi="仿宋" w:eastAsia="仿宋"/>
+          <w:sz w:val="32"/>
+          <w:szCs w:val="32"/>
+        </w:rPr>
         <w:t>渡口，也就是赵匡胤</w:t>
       </w:r>
       <w:r>
         <w:rPr>
           <w:rStyle w:val="FootnoteReference"/>
-        </w:rPr>
+          <w:vertAlign w:val="superscript"/>
+        </w:rPr>
+        <w:t>[</w:t>
         <w:footnoteReference w:id="17"/>
-      </w:r>
-      <w:r>
-        <w:rPr/>
+        <w:t>]</w:t>
+      </w:r>
+      <w:r>
+        <w:rPr>
+          <w:rFonts w:hint="eastAsia" w:ascii="仿宋" w:hAnsi="仿宋" w:eastAsia="仿宋"/>
+          <w:sz w:val="32"/>
+          <w:szCs w:val="32"/>
+        </w:rPr>
         <w:t xml:space="preserve">陈桥兵变黄袍加身的地方。”</w:t>
       </w:r>
     </w:p>
@@ -3520,11 +3595,18 @@
       <w:r>
         <w:rPr>
           <w:rStyle w:val="FootnoteReference"/>
-        </w:rPr>
+          <w:vertAlign w:val="superscript"/>
+        </w:rPr>
+        <w:t>[</w:t>
         <w:footnoteReference w:id="11"/>
-      </w:r>
-      <w:r>
-        <w:rPr/>
+        <w:t>]</w:t>
+      </w:r>
+      <w:r>
+        <w:rPr>
+          <w:rFonts w:hint="eastAsia" w:ascii="仿宋" w:hAnsi="仿宋" w:eastAsia="仿宋"/>
+          <w:sz w:val="32"/>
+          <w:szCs w:val="32"/>
+        </w:rPr>
         <w:t xml:space="preserve">、王化云等人的陪同下，围绕着铁塔仔细察看。</w:t>
       </w:r>
     </w:p>
@@ -4139,11 +4221,18 @@
       <w:r>
         <w:rPr>
           <w:rStyle w:val="FootnoteReference"/>
-        </w:rPr>
+          <w:vertAlign w:val="superscript"/>
+        </w:rPr>
+        <w:t>[</w:t>
         <w:footnoteReference w:id="13"/>
-      </w:r>
-      <w:r>
-        <w:rPr/>
+        <w:t>]</w:t>
+      </w:r>
+      <w:r>
+        <w:rPr>
+          <w:rFonts w:hint="eastAsia" w:ascii="仿宋" w:hAnsi="仿宋" w:eastAsia="仿宋"/>
+          <w:sz w:val="32"/>
+          <w:szCs w:val="32"/>
+        </w:rPr>
         <w:t xml:space="preserve">的铜像</w:t>
       </w:r>
       <w:r>
@@ -4244,11 +4333,18 @@
       <w:r>
         <w:rPr>
           <w:rStyle w:val="FootnoteReference"/>
-        </w:rPr>
+          <w:vertAlign w:val="superscript"/>
+        </w:rPr>
+        <w:t>[</w:t>
         <w:footnoteReference w:id="14"/>
-      </w:r>
-      <w:r>
-        <w:rPr/>
+        <w:t>]</w:t>
+      </w:r>
+      <w:r>
+        <w:rPr>
+          <w:rFonts w:hint="eastAsia" w:ascii="仿宋" w:hAnsi="仿宋" w:eastAsia="仿宋"/>
+          <w:sz w:val="32"/>
+          <w:szCs w:val="32"/>
+        </w:rPr>
         <w:t xml:space="preserve">主政河南时铸的。”</w:t>
       </w:r>
     </w:p>
@@ -4575,11 +4671,18 @@
       <w:r>
         <w:rPr>
           <w:rStyle w:val="FootnoteReference"/>
-        </w:rPr>
+          <w:vertAlign w:val="superscript"/>
+        </w:rPr>
+        <w:t>[</w:t>
         <w:footnoteReference w:id="15"/>
-      </w:r>
-      <w:r>
-        <w:rPr/>
+        <w:t>]</w:t>
+      </w:r>
+      <w:r>
+        <w:rPr>
+          <w:rFonts w:hint="eastAsia" w:ascii="仿宋" w:hAnsi="仿宋" w:eastAsia="仿宋"/>
+          <w:sz w:val="32"/>
+          <w:szCs w:val="32"/>
+        </w:rPr>
         <w:t xml:space="preserve">《登亭有感》一诗，边看边吟诵</w:t>
       </w:r>
       <w:r>

--- a/1952.10/1952年10月30、31日，在视察开封时的谈话__LLM初注.docx
+++ b/1952.10/1952年10月30、31日，在视察开封时的谈话__LLM初注.docx
@@ -42,9 +42,16 @@
           <w:rStyle w:val="FootnoteReference"/>
           <w:vertAlign w:val="superscript"/>
         </w:rPr>
-        <w:t>[</w:t>
+        <w:t>[1]</w:t>
+      </w:r>
+      <w:r>
+        <w:rPr>
+          <w:rStyle w:val="FootnoteReference"/>
+          <w:vertAlign w:val="superscript"/>
+          <w:vanish/>
+          <w:specVanish/>
+        </w:rPr>
         <w:footnoteReference w:id="4"/>
-        <w:t>]</w:t>
       </w:r>
       <w:r>
         <w:rPr>
@@ -58,36 +65,19 @@
       </w:r>
       <w:r>
         <w:rPr>
-          <w:rFonts w:hint="eastAsia" w:ascii="仿宋" w:hAnsi="仿宋" w:eastAsia="仿宋" w:cs="仿宋"/>
-          <w:sz w:val="36"/>
-          <w:szCs w:val="36"/>
+          <w:rStyle w:val="FootnoteReference"/>
           <w:vertAlign w:val="superscript"/>
-          <w:lang w:val="en-US" w:eastAsia="zh-CN"/>
-        </w:rPr>
-        <w:t>[</w:t>
+        </w:rPr>
+        <w:t>[2]</w:t>
       </w:r>
       <w:r>
         <w:rPr>
           <w:rStyle w:val="FootnoteReference"/>
-          <w:rFonts w:hint="eastAsia" w:ascii="仿宋" w:hAnsi="仿宋" w:eastAsia="仿宋" w:cs="仿宋"/>
-          <w:sz w:val="36"/>
-          <w:szCs w:val="36"/>
           <w:vertAlign w:val="superscript"/>
-          <w:lang w:val="en-US" w:eastAsia="zh-CN"/>
-        </w:rPr>
-        <w:t>[</w:t>
+          <w:vanish/>
+          <w:specVanish/>
+        </w:rPr>
         <w:footnoteReference w:id="0"/>
-        <w:t>]</w:t>
-      </w:r>
-      <w:r>
-        <w:rPr>
-          <w:rFonts w:hint="eastAsia" w:ascii="仿宋" w:hAnsi="仿宋" w:eastAsia="仿宋" w:cs="仿宋"/>
-          <w:sz w:val="36"/>
-          <w:szCs w:val="36"/>
-          <w:vertAlign w:val="superscript"/>
-          <w:lang w:val="en-US" w:eastAsia="zh-CN"/>
-        </w:rPr>
-        <w:t>]</w:t>
       </w:r>
     </w:p>
     <w:p>
@@ -279,59 +269,73 @@
           <w:rStyle w:val="FootnoteReference"/>
           <w:vertAlign w:val="superscript"/>
         </w:rPr>
-        <w:t>[</w:t>
-        <w:footnoteReference w:id="5"/>
-        <w:t>]</w:t>
-      </w:r>
-      <w:r>
-        <w:rPr>
-          <w:rFonts w:hint="eastAsia" w:ascii="仿宋" w:hAnsi="仿宋" w:eastAsia="仿宋"/>
-          <w:sz w:val="32"/>
-          <w:szCs w:val="32"/>
-        </w:rPr>
-        <w:t xml:space="preserve">，我想找个地方看看悬河，在哪个地方比较好？”</w:t>
-      </w:r>
-    </w:p>
-    <w:p>
-      <w:pPr>
-        <w:keepNext w:val="0"/>
-        <w:keepLines w:val="0"/>
-        <w:pageBreakBefore w:val="0"/>
-        <w:widowControl w:val="0"/>
-        <w:kinsoku/>
-        <w:wordWrap/>
-        <w:overflowPunct/>
-        <w:topLinePunct w:val="0"/>
-        <w:autoSpaceDE/>
-        <w:autoSpaceDN/>
-        <w:bidi w:val="0"/>
-        <w:adjustRightInd/>
-        <w:snapToGrid/>
-        <w:spacing w:line="580" w:lineRule="exact"/>
-        <w:ind w:firstLine="646"/>
-        <w:textAlignment w:val="auto"/>
-        <w:rPr>
-          <w:rFonts w:hint="eastAsia" w:ascii="仿宋" w:hAnsi="仿宋" w:eastAsia="仿宋"/>
-          <w:sz w:val="32"/>
-          <w:szCs w:val="32"/>
-        </w:rPr>
-      </w:pPr>
-      <w:r>
-        <w:rPr>
-          <w:rFonts w:hint="eastAsia" w:ascii="仿宋" w:hAnsi="仿宋" w:eastAsia="仿宋"/>
-          <w:sz w:val="32"/>
-          <w:szCs w:val="32"/>
-        </w:rPr>
-        <w:t>王化云</w:t>
+        <w:t>[3]</w:t>
       </w:r>
       <w:r>
         <w:rPr>
           <w:rStyle w:val="FootnoteReference"/>
           <w:vertAlign w:val="superscript"/>
-        </w:rPr>
-        <w:t>[</w:t>
+          <w:vanish/>
+          <w:specVanish/>
+        </w:rPr>
+        <w:footnoteReference w:id="5"/>
+      </w:r>
+      <w:r>
+        <w:rPr>
+          <w:rFonts w:hint="eastAsia" w:ascii="仿宋" w:hAnsi="仿宋" w:eastAsia="仿宋"/>
+          <w:sz w:val="32"/>
+          <w:szCs w:val="32"/>
+        </w:rPr>
+        <w:t xml:space="preserve">，我想找个地方看看悬河，在哪个地方比较好？”</w:t>
+      </w:r>
+    </w:p>
+    <w:p>
+      <w:pPr>
+        <w:keepNext w:val="0"/>
+        <w:keepLines w:val="0"/>
+        <w:pageBreakBefore w:val="0"/>
+        <w:widowControl w:val="0"/>
+        <w:kinsoku/>
+        <w:wordWrap/>
+        <w:overflowPunct/>
+        <w:topLinePunct w:val="0"/>
+        <w:autoSpaceDE/>
+        <w:autoSpaceDN/>
+        <w:bidi w:val="0"/>
+        <w:adjustRightInd/>
+        <w:snapToGrid/>
+        <w:spacing w:line="580" w:lineRule="exact"/>
+        <w:ind w:firstLine="646"/>
+        <w:textAlignment w:val="auto"/>
+        <w:rPr>
+          <w:rFonts w:hint="eastAsia" w:ascii="仿宋" w:hAnsi="仿宋" w:eastAsia="仿宋"/>
+          <w:sz w:val="32"/>
+          <w:szCs w:val="32"/>
+        </w:rPr>
+      </w:pPr>
+      <w:r>
+        <w:rPr>
+          <w:rFonts w:hint="eastAsia" w:ascii="仿宋" w:hAnsi="仿宋" w:eastAsia="仿宋"/>
+          <w:sz w:val="32"/>
+          <w:szCs w:val="32"/>
+        </w:rPr>
+        <w:t>王化云</w:t>
+      </w:r>
+      <w:r>
+        <w:rPr>
+          <w:rStyle w:val="FootnoteReference"/>
+          <w:vertAlign w:val="superscript"/>
+        </w:rPr>
+        <w:t>[4]</w:t>
+      </w:r>
+      <w:r>
+        <w:rPr>
+          <w:rStyle w:val="FootnoteReference"/>
+          <w:vertAlign w:val="superscript"/>
+          <w:vanish/>
+          <w:specVanish/>
+        </w:rPr>
         <w:footnoteReference w:id="7"/>
-        <w:t>]</w:t>
       </w:r>
       <w:r>
         <w:rPr>
@@ -475,9 +479,16 @@
           <w:rStyle w:val="FootnoteReference"/>
           <w:vertAlign w:val="superscript"/>
         </w:rPr>
-        <w:t>[</w:t>
+        <w:t>[5]</w:t>
+      </w:r>
+      <w:r>
+        <w:rPr>
+          <w:rStyle w:val="FootnoteReference"/>
+          <w:vertAlign w:val="superscript"/>
+          <w:vanish/>
+          <w:specVanish/>
+        </w:rPr>
         <w:footnoteReference w:id="6"/>
-        <w:t>]</w:t>
       </w:r>
       <w:r>
         <w:rPr>
@@ -1148,9 +1159,16 @@
           <w:rStyle w:val="FootnoteReference"/>
           <w:vertAlign w:val="superscript"/>
         </w:rPr>
-        <w:t>[</w:t>
+        <w:t>[6]</w:t>
+      </w:r>
+      <w:r>
+        <w:rPr>
+          <w:rStyle w:val="FootnoteReference"/>
+          <w:vertAlign w:val="superscript"/>
+          <w:vanish/>
+          <w:specVanish/>
+        </w:rPr>
         <w:footnoteReference w:id="8"/>
-        <w:t>]</w:t>
       </w:r>
       <w:r>
         <w:rPr>
@@ -1512,9 +1530,16 @@
           <w:rStyle w:val="FootnoteReference"/>
           <w:vertAlign w:val="superscript"/>
         </w:rPr>
-        <w:t>[</w:t>
+        <w:t>[7]</w:t>
+      </w:r>
+      <w:r>
+        <w:rPr>
+          <w:rStyle w:val="FootnoteReference"/>
+          <w:vertAlign w:val="superscript"/>
+          <w:vanish/>
+          <w:specVanish/>
+        </w:rPr>
         <w:footnoteReference w:id="9"/>
-        <w:t>]</w:t>
       </w:r>
       <w:r>
         <w:rPr>
@@ -1615,109 +1640,123 @@
           <w:rStyle w:val="FootnoteReference"/>
           <w:vertAlign w:val="superscript"/>
         </w:rPr>
-        <w:t>[</w:t>
-        <w:footnoteReference w:id="12"/>
-        <w:t>]</w:t>
-      </w:r>
-      <w:r>
-        <w:rPr>
-          <w:rFonts w:hint="eastAsia" w:ascii="仿宋" w:hAnsi="仿宋" w:eastAsia="仿宋"/>
-          <w:sz w:val="32"/>
-          <w:szCs w:val="32"/>
-        </w:rPr>
-        <w:t xml:space="preserve">，是城中最高的建筑物，它的尖顶与河道水面同在一个水平上。”</w:t>
-      </w:r>
-    </w:p>
-    <w:p>
-      <w:pPr>
-        <w:keepNext w:val="0"/>
-        <w:keepLines w:val="0"/>
-        <w:pageBreakBefore w:val="0"/>
-        <w:widowControl w:val="0"/>
-        <w:kinsoku/>
-        <w:wordWrap/>
-        <w:overflowPunct/>
-        <w:topLinePunct w:val="0"/>
-        <w:autoSpaceDE/>
-        <w:autoSpaceDN/>
-        <w:bidi w:val="0"/>
-        <w:adjustRightInd/>
-        <w:snapToGrid/>
-        <w:spacing w:line="580" w:lineRule="exact"/>
-        <w:ind w:firstLine="646"/>
-        <w:textAlignment w:val="auto"/>
-        <w:rPr>
-          <w:rFonts w:hint="eastAsia" w:ascii="仿宋" w:hAnsi="仿宋" w:eastAsia="仿宋"/>
-          <w:sz w:val="32"/>
-          <w:szCs w:val="32"/>
-        </w:rPr>
-      </w:pPr>
-      <w:r>
-        <w:rPr>
-          <w:rFonts w:hint="eastAsia" w:ascii="仿宋" w:hAnsi="仿宋" w:eastAsia="仿宋"/>
-          <w:sz w:val="32"/>
-          <w:szCs w:val="32"/>
-        </w:rPr>
-        <w:t>防汛人员：“这个地方的堤段如果决口，黄河水的落差将会有</w:t>
-      </w:r>
-      <w:r>
-        <w:rPr>
-          <w:rFonts w:hint="eastAsia" w:ascii="仿宋" w:hAnsi="仿宋" w:eastAsia="仿宋"/>
-          <w:sz w:val="32"/>
-          <w:szCs w:val="32"/>
-          <w:lang w:val="en-US" w:eastAsia="zh-CN"/>
-        </w:rPr>
-        <w:t>十</w:t>
-      </w:r>
-      <w:r>
-        <w:rPr>
-          <w:rFonts w:hint="eastAsia" w:ascii="仿宋" w:hAnsi="仿宋" w:eastAsia="仿宋"/>
-          <w:sz w:val="32"/>
-          <w:szCs w:val="32"/>
-        </w:rPr>
-        <w:t>米之巨，后果将不堪设想。”</w:t>
-      </w:r>
-    </w:p>
-    <w:p>
-      <w:pPr>
-        <w:keepNext w:val="0"/>
-        <w:keepLines w:val="0"/>
-        <w:pageBreakBefore w:val="0"/>
-        <w:widowControl w:val="0"/>
-        <w:kinsoku/>
-        <w:wordWrap/>
-        <w:overflowPunct/>
-        <w:topLinePunct w:val="0"/>
-        <w:autoSpaceDE/>
-        <w:autoSpaceDN/>
-        <w:bidi w:val="0"/>
-        <w:adjustRightInd/>
-        <w:snapToGrid/>
-        <w:spacing w:line="580" w:lineRule="exact"/>
-        <w:ind w:firstLine="646"/>
-        <w:textAlignment w:val="auto"/>
-        <w:rPr>
-          <w:rFonts w:hint="eastAsia" w:ascii="仿宋" w:hAnsi="仿宋" w:eastAsia="仿宋"/>
-          <w:sz w:val="32"/>
-          <w:szCs w:val="32"/>
-        </w:rPr>
-      </w:pPr>
-      <w:r>
-        <w:rPr>
-          <w:rFonts w:hint="eastAsia" w:ascii="仿宋" w:hAnsi="仿宋" w:eastAsia="仿宋"/>
-          <w:sz w:val="32"/>
-          <w:szCs w:val="32"/>
-        </w:rPr>
-        <w:t>吴芝圃</w:t>
+        <w:t>[8]</w:t>
       </w:r>
       <w:r>
         <w:rPr>
           <w:rStyle w:val="FootnoteReference"/>
           <w:vertAlign w:val="superscript"/>
-        </w:rPr>
-        <w:t>[</w:t>
+          <w:vanish/>
+          <w:specVanish/>
+        </w:rPr>
+        <w:footnoteReference w:id="12"/>
+      </w:r>
+      <w:r>
+        <w:rPr>
+          <w:rFonts w:hint="eastAsia" w:ascii="仿宋" w:hAnsi="仿宋" w:eastAsia="仿宋"/>
+          <w:sz w:val="32"/>
+          <w:szCs w:val="32"/>
+        </w:rPr>
+        <w:t xml:space="preserve">，是城中最高的建筑物，它的尖顶与河道水面同在一个水平上。”</w:t>
+      </w:r>
+    </w:p>
+    <w:p>
+      <w:pPr>
+        <w:keepNext w:val="0"/>
+        <w:keepLines w:val="0"/>
+        <w:pageBreakBefore w:val="0"/>
+        <w:widowControl w:val="0"/>
+        <w:kinsoku/>
+        <w:wordWrap/>
+        <w:overflowPunct/>
+        <w:topLinePunct w:val="0"/>
+        <w:autoSpaceDE/>
+        <w:autoSpaceDN/>
+        <w:bidi w:val="0"/>
+        <w:adjustRightInd/>
+        <w:snapToGrid/>
+        <w:spacing w:line="580" w:lineRule="exact"/>
+        <w:ind w:firstLine="646"/>
+        <w:textAlignment w:val="auto"/>
+        <w:rPr>
+          <w:rFonts w:hint="eastAsia" w:ascii="仿宋" w:hAnsi="仿宋" w:eastAsia="仿宋"/>
+          <w:sz w:val="32"/>
+          <w:szCs w:val="32"/>
+        </w:rPr>
+      </w:pPr>
+      <w:r>
+        <w:rPr>
+          <w:rFonts w:hint="eastAsia" w:ascii="仿宋" w:hAnsi="仿宋" w:eastAsia="仿宋"/>
+          <w:sz w:val="32"/>
+          <w:szCs w:val="32"/>
+        </w:rPr>
+        <w:t>防汛人员：“这个地方的堤段如果决口，黄河水的落差将会有</w:t>
+      </w:r>
+      <w:r>
+        <w:rPr>
+          <w:rFonts w:hint="eastAsia" w:ascii="仿宋" w:hAnsi="仿宋" w:eastAsia="仿宋"/>
+          <w:sz w:val="32"/>
+          <w:szCs w:val="32"/>
+          <w:lang w:val="en-US" w:eastAsia="zh-CN"/>
+        </w:rPr>
+        <w:t>十</w:t>
+      </w:r>
+      <w:r>
+        <w:rPr>
+          <w:rFonts w:hint="eastAsia" w:ascii="仿宋" w:hAnsi="仿宋" w:eastAsia="仿宋"/>
+          <w:sz w:val="32"/>
+          <w:szCs w:val="32"/>
+        </w:rPr>
+        <w:t>米之巨，后果将不堪设想。”</w:t>
+      </w:r>
+    </w:p>
+    <w:p>
+      <w:pPr>
+        <w:keepNext w:val="0"/>
+        <w:keepLines w:val="0"/>
+        <w:pageBreakBefore w:val="0"/>
+        <w:widowControl w:val="0"/>
+        <w:kinsoku/>
+        <w:wordWrap/>
+        <w:overflowPunct/>
+        <w:topLinePunct w:val="0"/>
+        <w:autoSpaceDE/>
+        <w:autoSpaceDN/>
+        <w:bidi w:val="0"/>
+        <w:adjustRightInd/>
+        <w:snapToGrid/>
+        <w:spacing w:line="580" w:lineRule="exact"/>
+        <w:ind w:firstLine="646"/>
+        <w:textAlignment w:val="auto"/>
+        <w:rPr>
+          <w:rFonts w:hint="eastAsia" w:ascii="仿宋" w:hAnsi="仿宋" w:eastAsia="仿宋"/>
+          <w:sz w:val="32"/>
+          <w:szCs w:val="32"/>
+        </w:rPr>
+      </w:pPr>
+      <w:r>
+        <w:rPr>
+          <w:rFonts w:hint="eastAsia" w:ascii="仿宋" w:hAnsi="仿宋" w:eastAsia="仿宋"/>
+          <w:sz w:val="32"/>
+          <w:szCs w:val="32"/>
+        </w:rPr>
+        <w:t>吴芝圃</w:t>
+      </w:r>
+      <w:r>
+        <w:rPr>
+          <w:rStyle w:val="FootnoteReference"/>
+          <w:vertAlign w:val="superscript"/>
+        </w:rPr>
+        <w:t>[9]</w:t>
+      </w:r>
+      <w:r>
+        <w:rPr>
+          <w:rStyle w:val="FootnoteReference"/>
+          <w:vertAlign w:val="superscript"/>
+          <w:vanish/>
+          <w:specVanish/>
+        </w:rPr>
         <w:footnoteReference w:id="10"/>
-        <w:t>]</w:t>
       </w:r>
       <w:r>
         <w:rPr>
@@ -2723,26 +2762,40 @@
           <w:rStyle w:val="FootnoteReference"/>
           <w:vertAlign w:val="superscript"/>
         </w:rPr>
-        <w:t>[</w:t>
-        <w:footnoteReference w:id="16"/>
-        <w:t>]</w:t>
-      </w:r>
-      <w:r>
-        <w:rPr>
-          <w:rFonts w:hint="eastAsia" w:ascii="仿宋" w:hAnsi="仿宋" w:eastAsia="仿宋"/>
-          <w:sz w:val="32"/>
-          <w:szCs w:val="32"/>
-        </w:rPr>
-        <w:t>渡口，也就是赵匡胤</w:t>
+        <w:t>[10]</w:t>
       </w:r>
       <w:r>
         <w:rPr>
           <w:rStyle w:val="FootnoteReference"/>
           <w:vertAlign w:val="superscript"/>
-        </w:rPr>
-        <w:t>[</w:t>
+          <w:vanish/>
+          <w:specVanish/>
+        </w:rPr>
+        <w:footnoteReference w:id="16"/>
+      </w:r>
+      <w:r>
+        <w:rPr>
+          <w:rFonts w:hint="eastAsia" w:ascii="仿宋" w:hAnsi="仿宋" w:eastAsia="仿宋"/>
+          <w:sz w:val="32"/>
+          <w:szCs w:val="32"/>
+        </w:rPr>
+        <w:t>渡口，也就是赵匡胤</w:t>
+      </w:r>
+      <w:r>
+        <w:rPr>
+          <w:rStyle w:val="FootnoteReference"/>
+          <w:vertAlign w:val="superscript"/>
+        </w:rPr>
+        <w:t>[11]</w:t>
+      </w:r>
+      <w:r>
+        <w:rPr>
+          <w:rStyle w:val="FootnoteReference"/>
+          <w:vertAlign w:val="superscript"/>
+          <w:vanish/>
+          <w:specVanish/>
+        </w:rPr>
         <w:footnoteReference w:id="17"/>
-        <w:t>]</w:t>
       </w:r>
       <w:r>
         <w:rPr>
@@ -3597,9 +3650,16 @@
           <w:rStyle w:val="FootnoteReference"/>
           <w:vertAlign w:val="superscript"/>
         </w:rPr>
-        <w:t>[</w:t>
+        <w:t>[12]</w:t>
+      </w:r>
+      <w:r>
+        <w:rPr>
+          <w:rStyle w:val="FootnoteReference"/>
+          <w:vertAlign w:val="superscript"/>
+          <w:vanish/>
+          <w:specVanish/>
+        </w:rPr>
         <w:footnoteReference w:id="11"/>
-        <w:t>]</w:t>
       </w:r>
       <w:r>
         <w:rPr>
@@ -4223,9 +4283,16 @@
           <w:rStyle w:val="FootnoteReference"/>
           <w:vertAlign w:val="superscript"/>
         </w:rPr>
-        <w:t>[</w:t>
+        <w:t>[13]</w:t>
+      </w:r>
+      <w:r>
+        <w:rPr>
+          <w:rStyle w:val="FootnoteReference"/>
+          <w:vertAlign w:val="superscript"/>
+          <w:vanish/>
+          <w:specVanish/>
+        </w:rPr>
         <w:footnoteReference w:id="13"/>
-        <w:t>]</w:t>
       </w:r>
       <w:r>
         <w:rPr>
@@ -4335,9 +4402,16 @@
           <w:rStyle w:val="FootnoteReference"/>
           <w:vertAlign w:val="superscript"/>
         </w:rPr>
-        <w:t>[</w:t>
+        <w:t>[14]</w:t>
+      </w:r>
+      <w:r>
+        <w:rPr>
+          <w:rStyle w:val="FootnoteReference"/>
+          <w:vertAlign w:val="superscript"/>
+          <w:vanish/>
+          <w:specVanish/>
+        </w:rPr>
         <w:footnoteReference w:id="14"/>
-        <w:t>]</w:t>
       </w:r>
       <w:r>
         <w:rPr>
@@ -4673,9 +4747,16 @@
           <w:rStyle w:val="FootnoteReference"/>
           <w:vertAlign w:val="superscript"/>
         </w:rPr>
-        <w:t>[</w:t>
+        <w:t>[15]</w:t>
+      </w:r>
+      <w:r>
+        <w:rPr>
+          <w:rStyle w:val="FootnoteReference"/>
+          <w:vertAlign w:val="superscript"/>
+          <w:vanish/>
+          <w:specVanish/>
+        </w:rPr>
         <w:footnoteReference w:id="15"/>
-        <w:t>]</w:t>
       </w:r>
       <w:r>
         <w:rPr>
@@ -5350,33 +5431,19 @@
       </w:pPr>
       <w:r>
         <w:rPr>
+          <w:rStyle w:val="FootnoteReference"/>
+        </w:rPr>
+        <w:t>[2]</w:t>
+      </w:r>
+      <w:r>
+        <w:rPr>
           <w:rFonts w:hint="eastAsia" w:asciiTheme="minorEastAsia" w:hAnsiTheme="minorEastAsia" w:cstheme="minorBidi"/>
           <w:kern w:val="2"/>
           <w:sz w:val="21"/>
           <w:szCs w:val="21"/>
           <w:lang w:val="en-US" w:eastAsia="zh-CN" w:bidi="ar-SA"/>
         </w:rPr>
-        <w:t>[</w:t>
-      </w:r>
-      <w:r>
-        <w:rPr>
-          <w:rFonts w:hint="eastAsia" w:asciiTheme="minorEastAsia" w:hAnsiTheme="minorEastAsia" w:cstheme="minorBidi"/>
-          <w:kern w:val="2"/>
-          <w:sz w:val="21"/>
-          <w:szCs w:val="21"/>
-          <w:lang w:val="en-US" w:eastAsia="zh-CN" w:bidi="ar-SA"/>
-        </w:rPr>
-        <w:footnoteRef/>
-      </w:r>
-      <w:r>
-        <w:rPr>
-          <w:rFonts w:hint="eastAsia" w:asciiTheme="minorEastAsia" w:hAnsiTheme="minorEastAsia" w:cstheme="minorBidi"/>
-          <w:kern w:val="2"/>
-          <w:sz w:val="21"/>
-          <w:szCs w:val="21"/>
-          <w:lang w:val="en-US" w:eastAsia="zh-CN" w:bidi="ar-SA"/>
-        </w:rPr>
-        <w:t>]关于本文的真实性及时间还存在争议，《毛泽东年谱》中并未记载。本文是根据东方直心同志编著的《毛泽东大传》（2021年终极版）第六卷，第2131页记载内容编辑而成。标题为编者所加。</w:t>
+        <w:t>关于本文的真实性及时间还存在争议，《毛泽东年谱》中并未记载。本文是根据东方直心同志编著的《毛泽东大传》（2021年终极版）第六卷，第2131页记载内容编辑而成。标题为编者所加。</w:t>
       </w:r>
     </w:p>
   </w:footnote>
@@ -5393,15 +5460,25 @@
       </w:pPr>
       <w:r>
         <w:rPr>
+          <w:rStyle w:val="FootnoteReference"/>
+        </w:rPr>
+        <w:t>[1]</w:t>
+      </w:r>
+      <w:r>
+        <w:rPr>
           <w:rFonts w:asciiTheme="minorEastAsia" w:hAnsiTheme="minorEastAsia" w:eastAsiaTheme="minorEastAsia" w:cstheme="minorBidi"/>
           <w:kern w:val="2"/>
           <w:sz w:val="21"/>
           <w:szCs w:val="21"/>
           <w:lang w:val="en-US" w:eastAsia="zh-CN" w:bidi="ar-SA"/>
         </w:rPr>
-        <w:footnoteRef/>
-      </w:r>
-      <w:r>
+        <w:t xml:space="preserve">开封，简称汴，位于河南省东部。战国时期为魏国都城（大梁），五代时后梁、后晋、后汉、后周以及北宋均建都于此，是中国七大古都之一。</w:t>
+      </w:r>
+    </w:p>
+  </w:footnote>
+  <w:footnote w:id="5">
+    <w:p>
+      <w:pPr>
         <w:rPr>
           <w:rFonts w:asciiTheme="minorEastAsia" w:hAnsiTheme="minorEastAsia" w:eastAsiaTheme="minorEastAsia" w:cstheme="minorBidi"/>
           <w:kern w:val="2"/>
@@ -5409,13 +5486,14 @@
           <w:szCs w:val="21"/>
           <w:lang w:val="en-US" w:eastAsia="zh-CN" w:bidi="ar-SA"/>
         </w:rPr>
-        <w:t xml:space="preserve">开封，简称汴，位于河南省东部。战国时期为魏国都城（大梁），五代时后梁、后晋、后汉、后周以及北宋均建都于此，是中国七大古都之一。</w:t>
-      </w:r>
-    </w:p>
-  </w:footnote>
-  <w:footnote w:id="5">
-    <w:p>
-      <w:pPr>
+      </w:pPr>
+      <w:r>
+        <w:rPr>
+          <w:rStyle w:val="FootnoteReference"/>
+        </w:rPr>
+        <w:t>[3]</w:t>
+      </w:r>
+      <w:r>
         <w:rPr>
           <w:rFonts w:asciiTheme="minorEastAsia" w:hAnsiTheme="minorEastAsia" w:eastAsiaTheme="minorEastAsia" w:cstheme="minorBidi"/>
           <w:kern w:val="2"/>
@@ -5423,8 +5501,13 @@
           <w:szCs w:val="21"/>
           <w:lang w:val="en-US" w:eastAsia="zh-CN" w:bidi="ar-SA"/>
         </w:rPr>
-      </w:pPr>
-      <w:r>
+        <w:t xml:space="preserve">悬河，又称“地上河”。黄河下游河道由于大量泥沙淤积，河床不断抬高，河水依靠两岸大堤约束，河床高出两岸地面数米甚至十余米，形成“人在堤下走，水在头上流”的奇观。</w:t>
+      </w:r>
+    </w:p>
+  </w:footnote>
+  <w:footnote w:id="6">
+    <w:p>
+      <w:pPr>
         <w:rPr>
           <w:rFonts w:asciiTheme="minorEastAsia" w:hAnsiTheme="minorEastAsia" w:eastAsiaTheme="minorEastAsia" w:cstheme="minorBidi"/>
           <w:kern w:val="2"/>
@@ -5432,7 +5515,12 @@
           <w:szCs w:val="21"/>
           <w:lang w:val="en-US" w:eastAsia="zh-CN" w:bidi="ar-SA"/>
         </w:rPr>
-        <w:footnoteRef/>
+      </w:pPr>
+      <w:r>
+        <w:rPr>
+          <w:rStyle w:val="FootnoteReference"/>
+        </w:rPr>
+        <w:t>[5]</w:t>
       </w:r>
       <w:r>
         <w:rPr>
@@ -5442,11 +5530,11 @@
           <w:szCs w:val="21"/>
           <w:lang w:val="en-US" w:eastAsia="zh-CN" w:bidi="ar-SA"/>
         </w:rPr>
-        <w:t xml:space="preserve">悬河，又称“地上河”。黄河下游河道由于大量泥沙淤积，河床不断抬高，河水依靠两岸大堤约束，河床高出两岸地面数米甚至十余米，形成“人在堤下走，水在头上流”的奇观。</w:t>
+        <w:t xml:space="preserve">黄河，中国第二长河，全长约5464公里，发源于青海省巴颜喀拉山脉，流经九个省区，注入渤海。以含沙量巨大著称，历史上多次改道泛滥。毛泽东于1952年10月专程考察黄河。</w:t>
       </w:r>
     </w:p>
   </w:footnote>
-  <w:footnote w:id="6">
+  <w:footnote w:id="7">
     <w:p>
       <w:pPr>
         <w:rPr>
@@ -5459,15 +5547,25 @@
       </w:pPr>
       <w:r>
         <w:rPr>
+          <w:rStyle w:val="FootnoteReference"/>
+        </w:rPr>
+        <w:t>[4]</w:t>
+      </w:r>
+      <w:r>
+        <w:rPr>
           <w:rFonts w:asciiTheme="minorEastAsia" w:hAnsiTheme="minorEastAsia" w:eastAsiaTheme="minorEastAsia" w:cstheme="minorBidi"/>
           <w:kern w:val="2"/>
           <w:sz w:val="21"/>
           <w:szCs w:val="21"/>
           <w:lang w:val="en-US" w:eastAsia="zh-CN" w:bidi="ar-SA"/>
         </w:rPr>
-        <w:footnoteRef/>
-      </w:r>
-      <w:r>
+        <w:t xml:space="preserve">王化云（1908—1990），河北馆陶人。1946年起任冀鲁豫黄河水利委员会主任，后任黄河水利委员会主任，是新中国治理黄河事业的主要奠基人。</w:t>
+      </w:r>
+    </w:p>
+  </w:footnote>
+  <w:footnote w:id="8">
+    <w:p>
+      <w:pPr>
         <w:rPr>
           <w:rFonts w:asciiTheme="minorEastAsia" w:hAnsiTheme="minorEastAsia" w:eastAsiaTheme="minorEastAsia" w:cstheme="minorBidi"/>
           <w:kern w:val="2"/>
@@ -5475,13 +5573,14 @@
           <w:szCs w:val="21"/>
           <w:lang w:val="en-US" w:eastAsia="zh-CN" w:bidi="ar-SA"/>
         </w:rPr>
-        <w:t xml:space="preserve">黄河，中国第二长河，全长约5464公里，发源于青海省巴颜喀拉山脉，流经九个省区，注入渤海。以含沙量巨大著称，历史上多次改道泛滥。毛泽东于1952年10月专程考察黄河。</w:t>
-      </w:r>
-    </w:p>
-  </w:footnote>
-  <w:footnote w:id="7">
-    <w:p>
-      <w:pPr>
+      </w:pPr>
+      <w:r>
+        <w:rPr>
+          <w:rStyle w:val="FootnoteReference"/>
+        </w:rPr>
+        <w:t>[6]</w:t>
+      </w:r>
+      <w:r>
         <w:rPr>
           <w:rFonts w:asciiTheme="minorEastAsia" w:hAnsiTheme="minorEastAsia" w:eastAsiaTheme="minorEastAsia" w:cstheme="minorBidi"/>
           <w:kern w:val="2"/>
@@ -5489,8 +5588,13 @@
           <w:szCs w:val="21"/>
           <w:lang w:val="en-US" w:eastAsia="zh-CN" w:bidi="ar-SA"/>
         </w:rPr>
-      </w:pPr>
-      <w:r>
+        <w:t xml:space="preserve">花园口，位于郑州北郊黄河南岸。1938年6月，为阻止日军西进，蒋介石下令炸开花园口黄河大堤，造成豫皖苏三省44个县的大片土地被淹，近百万人死亡，形成面积广阔的“黄泛区”。</w:t>
+      </w:r>
+    </w:p>
+  </w:footnote>
+  <w:footnote w:id="9">
+    <w:p>
+      <w:pPr>
         <w:rPr>
           <w:rFonts w:asciiTheme="minorEastAsia" w:hAnsiTheme="minorEastAsia" w:eastAsiaTheme="minorEastAsia" w:cstheme="minorBidi"/>
           <w:kern w:val="2"/>
@@ -5498,7 +5602,12 @@
           <w:szCs w:val="21"/>
           <w:lang w:val="en-US" w:eastAsia="zh-CN" w:bidi="ar-SA"/>
         </w:rPr>
-        <w:footnoteRef/>
+      </w:pPr>
+      <w:r>
+        <w:rPr>
+          <w:rStyle w:val="FootnoteReference"/>
+        </w:rPr>
+        <w:t>[7]</w:t>
       </w:r>
       <w:r>
         <w:rPr>
@@ -5508,11 +5617,11 @@
           <w:szCs w:val="21"/>
           <w:lang w:val="en-US" w:eastAsia="zh-CN" w:bidi="ar-SA"/>
         </w:rPr>
-        <w:t xml:space="preserve">王化云（1908—1990），河北馆陶人。1946年起任冀鲁豫黄河水利委员会主任，后任黄河水利委员会主任，是新中国治理黄河事业的主要奠基人。</w:t>
+        <w:t xml:space="preserve">张玺（1912—1959），河北平乡人，1934年加入中国共产党。时任中共河南省委书记。</w:t>
       </w:r>
     </w:p>
   </w:footnote>
-  <w:footnote w:id="8">
+  <w:footnote w:id="10">
     <w:p>
       <w:pPr>
         <w:rPr>
@@ -5525,15 +5634,25 @@
       </w:pPr>
       <w:r>
         <w:rPr>
+          <w:rStyle w:val="FootnoteReference"/>
+        </w:rPr>
+        <w:t>[9]</w:t>
+      </w:r>
+      <w:r>
+        <w:rPr>
           <w:rFonts w:asciiTheme="minorEastAsia" w:hAnsiTheme="minorEastAsia" w:eastAsiaTheme="minorEastAsia" w:cstheme="minorBidi"/>
           <w:kern w:val="2"/>
           <w:sz w:val="21"/>
           <w:szCs w:val="21"/>
           <w:lang w:val="en-US" w:eastAsia="zh-CN" w:bidi="ar-SA"/>
         </w:rPr>
-        <w:footnoteRef/>
-      </w:r>
-      <w:r>
+        <w:t xml:space="preserve">吴芝圃（1906—1967），河南杞县人，1925年加入中国共产党。时任河南省人民政府主席。</w:t>
+      </w:r>
+    </w:p>
+  </w:footnote>
+  <w:footnote w:id="11">
+    <w:p>
+      <w:pPr>
         <w:rPr>
           <w:rFonts w:asciiTheme="minorEastAsia" w:hAnsiTheme="minorEastAsia" w:eastAsiaTheme="minorEastAsia" w:cstheme="minorBidi"/>
           <w:kern w:val="2"/>
@@ -5541,13 +5660,14 @@
           <w:szCs w:val="21"/>
           <w:lang w:val="en-US" w:eastAsia="zh-CN" w:bidi="ar-SA"/>
         </w:rPr>
-        <w:t xml:space="preserve">花园口，位于郑州北郊黄河南岸。1938年6月，为阻止日军西进，蒋介石下令炸开花园口黄河大堤，造成豫皖苏三省44个县的大片土地被淹，近百万人死亡，形成面积广阔的“黄泛区”。</w:t>
-      </w:r>
-    </w:p>
-  </w:footnote>
-  <w:footnote w:id="9">
-    <w:p>
-      <w:pPr>
+      </w:pPr>
+      <w:r>
+        <w:rPr>
+          <w:rStyle w:val="FootnoteReference"/>
+        </w:rPr>
+        <w:t>[12]</w:t>
+      </w:r>
+      <w:r>
         <w:rPr>
           <w:rFonts w:asciiTheme="minorEastAsia" w:hAnsiTheme="minorEastAsia" w:eastAsiaTheme="minorEastAsia" w:cstheme="minorBidi"/>
           <w:kern w:val="2"/>
@@ -5555,8 +5675,13 @@
           <w:szCs w:val="21"/>
           <w:lang w:val="en-US" w:eastAsia="zh-CN" w:bidi="ar-SA"/>
         </w:rPr>
-      </w:pPr>
-      <w:r>
+        <w:t xml:space="preserve">陈再道（1909—1993），湖北麻城人，1927年参加黄麻起义。时任河南省军区司令员。1955年被授予上将军衔。</w:t>
+      </w:r>
+    </w:p>
+  </w:footnote>
+  <w:footnote w:id="12">
+    <w:p>
+      <w:pPr>
         <w:rPr>
           <w:rFonts w:asciiTheme="minorEastAsia" w:hAnsiTheme="minorEastAsia" w:eastAsiaTheme="minorEastAsia" w:cstheme="minorBidi"/>
           <w:kern w:val="2"/>
@@ -5564,7 +5689,12 @@
           <w:szCs w:val="21"/>
           <w:lang w:val="en-US" w:eastAsia="zh-CN" w:bidi="ar-SA"/>
         </w:rPr>
-        <w:footnoteRef/>
+      </w:pPr>
+      <w:r>
+        <w:rPr>
+          <w:rStyle w:val="FootnoteReference"/>
+        </w:rPr>
+        <w:t>[8]</w:t>
       </w:r>
       <w:r>
         <w:rPr>
@@ -5574,11 +5704,11 @@
           <w:szCs w:val="21"/>
           <w:lang w:val="en-US" w:eastAsia="zh-CN" w:bidi="ar-SA"/>
         </w:rPr>
-        <w:t xml:space="preserve">张玺（1912—1959），河北平乡人，1934年加入中国共产党。时任中共河南省委书记。</w:t>
+        <w:t xml:space="preserve">开封铁塔，位于开封市东北隅，全称开宝寺铁塔。北宋皇祐元年（1049年）建成，八角十三层，高55.88米，因塔身褐色琉璃砖呈铁色而得名。虽历经地震、水患、战火，近千年仍巍然屹立。</w:t>
       </w:r>
     </w:p>
   </w:footnote>
-  <w:footnote w:id="10">
+  <w:footnote w:id="13">
     <w:p>
       <w:pPr>
         <w:rPr>
@@ -5591,15 +5721,25 @@
       </w:pPr>
       <w:r>
         <w:rPr>
+          <w:rStyle w:val="FootnoteReference"/>
+        </w:rPr>
+        <w:t>[13]</w:t>
+      </w:r>
+      <w:r>
+        <w:rPr>
           <w:rFonts w:asciiTheme="minorEastAsia" w:hAnsiTheme="minorEastAsia" w:eastAsiaTheme="minorEastAsia" w:cstheme="minorBidi"/>
           <w:kern w:val="2"/>
           <w:sz w:val="21"/>
           <w:szCs w:val="21"/>
           <w:lang w:val="en-US" w:eastAsia="zh-CN" w:bidi="ar-SA"/>
         </w:rPr>
-        <w:footnoteRef/>
-      </w:r>
-      <w:r>
+        <w:t xml:space="preserve">孙中山（1866—1925），名文，号逸仙，广东香山（今中山）人。中国近代民主革命的伟大先行者，中华民国和中国国民党的主要创始人。被尊称为“国父”。</w:t>
+      </w:r>
+    </w:p>
+  </w:footnote>
+  <w:footnote w:id="14">
+    <w:p>
+      <w:pPr>
         <w:rPr>
           <w:rFonts w:asciiTheme="minorEastAsia" w:hAnsiTheme="minorEastAsia" w:eastAsiaTheme="minorEastAsia" w:cstheme="minorBidi"/>
           <w:kern w:val="2"/>
@@ -5607,13 +5747,14 @@
           <w:szCs w:val="21"/>
           <w:lang w:val="en-US" w:eastAsia="zh-CN" w:bidi="ar-SA"/>
         </w:rPr>
-        <w:t xml:space="preserve">吴芝圃（1906—1967），河南杞县人，1925年加入中国共产党。时任河南省人民政府主席。</w:t>
-      </w:r>
-    </w:p>
-  </w:footnote>
-  <w:footnote w:id="11">
-    <w:p>
-      <w:pPr>
+      </w:pPr>
+      <w:r>
+        <w:rPr>
+          <w:rStyle w:val="FootnoteReference"/>
+        </w:rPr>
+        <w:t>[14]</w:t>
+      </w:r>
+      <w:r>
         <w:rPr>
           <w:rFonts w:asciiTheme="minorEastAsia" w:hAnsiTheme="minorEastAsia" w:eastAsiaTheme="minorEastAsia" w:cstheme="minorBidi"/>
           <w:kern w:val="2"/>
@@ -5621,8 +5762,13 @@
           <w:szCs w:val="21"/>
           <w:lang w:val="en-US" w:eastAsia="zh-CN" w:bidi="ar-SA"/>
         </w:rPr>
-      </w:pPr>
-      <w:r>
+        <w:t xml:space="preserve">冯玉祥（1882—1948），安徽巢县人，国民党军陆军一级上将。1928年至1930年主政河南期间，曾在开封等地发展教育、建设市政。</w:t>
+      </w:r>
+    </w:p>
+  </w:footnote>
+  <w:footnote w:id="15">
+    <w:p>
+      <w:pPr>
         <w:rPr>
           <w:rFonts w:asciiTheme="minorEastAsia" w:hAnsiTheme="minorEastAsia" w:eastAsiaTheme="minorEastAsia" w:cstheme="minorBidi"/>
           <w:kern w:val="2"/>
@@ -5630,7 +5776,12 @@
           <w:szCs w:val="21"/>
           <w:lang w:val="en-US" w:eastAsia="zh-CN" w:bidi="ar-SA"/>
         </w:rPr>
-        <w:footnoteRef/>
+      </w:pPr>
+      <w:r>
+        <w:rPr>
+          <w:rStyle w:val="FootnoteReference"/>
+        </w:rPr>
+        <w:t>[15]</w:t>
       </w:r>
       <w:r>
         <w:rPr>
@@ -5640,11 +5791,11 @@
           <w:szCs w:val="21"/>
           <w:lang w:val="en-US" w:eastAsia="zh-CN" w:bidi="ar-SA"/>
         </w:rPr>
-        <w:t xml:space="preserve">陈再道（1909—1993），湖北麻城人，1927年参加黄麻起义。时任河南省军区司令员。1955年被授予上将军衔。</w:t>
+        <w:t xml:space="preserve">康有为（1858—1927），广东南海人，近代维新派领袖。1898年参与领导戊戌变法，失败后流亡海外。晚年著有大量游历诗。</w:t>
       </w:r>
     </w:p>
   </w:footnote>
-  <w:footnote w:id="12">
+  <w:footnote w:id="16">
     <w:p>
       <w:pPr>
         <w:rPr>
@@ -5657,15 +5808,25 @@
       </w:pPr>
       <w:r>
         <w:rPr>
+          <w:rStyle w:val="FootnoteReference"/>
+        </w:rPr>
+        <w:t>[10]</w:t>
+      </w:r>
+      <w:r>
+        <w:rPr>
           <w:rFonts w:asciiTheme="minorEastAsia" w:hAnsiTheme="minorEastAsia" w:eastAsiaTheme="minorEastAsia" w:cstheme="minorBidi"/>
           <w:kern w:val="2"/>
           <w:sz w:val="21"/>
           <w:szCs w:val="21"/>
           <w:lang w:val="en-US" w:eastAsia="zh-CN" w:bidi="ar-SA"/>
         </w:rPr>
-        <w:footnoteRef/>
-      </w:r>
-      <w:r>
+        <w:t xml:space="preserve">陈桥，即陈桥驿，位于今河南省新乡市封丘县。960年赵匡胤在此发动兵变、黄袍加身，建立北宋王朝。</w:t>
+      </w:r>
+    </w:p>
+  </w:footnote>
+  <w:footnote w:id="17">
+    <w:p>
+      <w:pPr>
         <w:rPr>
           <w:rFonts w:asciiTheme="minorEastAsia" w:hAnsiTheme="minorEastAsia" w:eastAsiaTheme="minorEastAsia" w:cstheme="minorBidi"/>
           <w:kern w:val="2"/>
@@ -5673,162 +5834,12 @@
           <w:szCs w:val="21"/>
           <w:lang w:val="en-US" w:eastAsia="zh-CN" w:bidi="ar-SA"/>
         </w:rPr>
-        <w:t xml:space="preserve">开封铁塔，位于开封市东北隅，全称开宝寺铁塔。北宋皇祐元年（1049年）建成，八角十三层，高55.88米，因塔身褐色琉璃砖呈铁色而得名。虽历经地震、水患、战火，近千年仍巍然屹立。</w:t>
-      </w:r>
-    </w:p>
-  </w:footnote>
-  <w:footnote w:id="13">
-    <w:p>
-      <w:pPr>
-        <w:rPr>
-          <w:rFonts w:asciiTheme="minorEastAsia" w:hAnsiTheme="minorEastAsia" w:eastAsiaTheme="minorEastAsia" w:cstheme="minorBidi"/>
-          <w:kern w:val="2"/>
-          <w:sz w:val="21"/>
-          <w:szCs w:val="21"/>
-          <w:lang w:val="en-US" w:eastAsia="zh-CN" w:bidi="ar-SA"/>
-        </w:rPr>
-      </w:pPr>
-      <w:r>
-        <w:rPr>
-          <w:rFonts w:asciiTheme="minorEastAsia" w:hAnsiTheme="minorEastAsia" w:eastAsiaTheme="minorEastAsia" w:cstheme="minorBidi"/>
-          <w:kern w:val="2"/>
-          <w:sz w:val="21"/>
-          <w:szCs w:val="21"/>
-          <w:lang w:val="en-US" w:eastAsia="zh-CN" w:bidi="ar-SA"/>
-        </w:rPr>
-        <w:footnoteRef/>
-      </w:r>
-      <w:r>
-        <w:rPr>
-          <w:rFonts w:asciiTheme="minorEastAsia" w:hAnsiTheme="minorEastAsia" w:eastAsiaTheme="minorEastAsia" w:cstheme="minorBidi"/>
-          <w:kern w:val="2"/>
-          <w:sz w:val="21"/>
-          <w:szCs w:val="21"/>
-          <w:lang w:val="en-US" w:eastAsia="zh-CN" w:bidi="ar-SA"/>
-        </w:rPr>
-        <w:t xml:space="preserve">孙中山（1866—1925），名文，号逸仙，广东香山（今中山）人。中国近代民主革命的伟大先行者，中华民国和中国国民党的主要创始人。被尊称为“国父”。</w:t>
-      </w:r>
-    </w:p>
-  </w:footnote>
-  <w:footnote w:id="14">
-    <w:p>
-      <w:pPr>
-        <w:rPr>
-          <w:rFonts w:asciiTheme="minorEastAsia" w:hAnsiTheme="minorEastAsia" w:eastAsiaTheme="minorEastAsia" w:cstheme="minorBidi"/>
-          <w:kern w:val="2"/>
-          <w:sz w:val="21"/>
-          <w:szCs w:val="21"/>
-          <w:lang w:val="en-US" w:eastAsia="zh-CN" w:bidi="ar-SA"/>
-        </w:rPr>
-      </w:pPr>
-      <w:r>
-        <w:rPr>
-          <w:rFonts w:asciiTheme="minorEastAsia" w:hAnsiTheme="minorEastAsia" w:eastAsiaTheme="minorEastAsia" w:cstheme="minorBidi"/>
-          <w:kern w:val="2"/>
-          <w:sz w:val="21"/>
-          <w:szCs w:val="21"/>
-          <w:lang w:val="en-US" w:eastAsia="zh-CN" w:bidi="ar-SA"/>
-        </w:rPr>
-        <w:footnoteRef/>
-      </w:r>
-      <w:r>
-        <w:rPr>
-          <w:rFonts w:asciiTheme="minorEastAsia" w:hAnsiTheme="minorEastAsia" w:eastAsiaTheme="minorEastAsia" w:cstheme="minorBidi"/>
-          <w:kern w:val="2"/>
-          <w:sz w:val="21"/>
-          <w:szCs w:val="21"/>
-          <w:lang w:val="en-US" w:eastAsia="zh-CN" w:bidi="ar-SA"/>
-        </w:rPr>
-        <w:t xml:space="preserve">冯玉祥（1882—1948），安徽巢县人，国民党军陆军一级上将。1928年至1930年主政河南期间，曾在开封等地发展教育、建设市政。</w:t>
-      </w:r>
-    </w:p>
-  </w:footnote>
-  <w:footnote w:id="15">
-    <w:p>
-      <w:pPr>
-        <w:rPr>
-          <w:rFonts w:asciiTheme="minorEastAsia" w:hAnsiTheme="minorEastAsia" w:eastAsiaTheme="minorEastAsia" w:cstheme="minorBidi"/>
-          <w:kern w:val="2"/>
-          <w:sz w:val="21"/>
-          <w:szCs w:val="21"/>
-          <w:lang w:val="en-US" w:eastAsia="zh-CN" w:bidi="ar-SA"/>
-        </w:rPr>
-      </w:pPr>
-      <w:r>
-        <w:rPr>
-          <w:rFonts w:asciiTheme="minorEastAsia" w:hAnsiTheme="minorEastAsia" w:eastAsiaTheme="minorEastAsia" w:cstheme="minorBidi"/>
-          <w:kern w:val="2"/>
-          <w:sz w:val="21"/>
-          <w:szCs w:val="21"/>
-          <w:lang w:val="en-US" w:eastAsia="zh-CN" w:bidi="ar-SA"/>
-        </w:rPr>
-        <w:footnoteRef/>
-      </w:r>
-      <w:r>
-        <w:rPr>
-          <w:rFonts w:asciiTheme="minorEastAsia" w:hAnsiTheme="minorEastAsia" w:eastAsiaTheme="minorEastAsia" w:cstheme="minorBidi"/>
-          <w:kern w:val="2"/>
-          <w:sz w:val="21"/>
-          <w:szCs w:val="21"/>
-          <w:lang w:val="en-US" w:eastAsia="zh-CN" w:bidi="ar-SA"/>
-        </w:rPr>
-        <w:t xml:space="preserve">康有为（1858—1927），广东南海人，近代维新派领袖。1898年参与领导戊戌变法，失败后流亡海外。晚年著有大量游历诗。</w:t>
-      </w:r>
-    </w:p>
-  </w:footnote>
-  <w:footnote w:id="16">
-    <w:p>
-      <w:pPr>
-        <w:rPr>
-          <w:rFonts w:asciiTheme="minorEastAsia" w:hAnsiTheme="minorEastAsia" w:eastAsiaTheme="minorEastAsia" w:cstheme="minorBidi"/>
-          <w:kern w:val="2"/>
-          <w:sz w:val="21"/>
-          <w:szCs w:val="21"/>
-          <w:lang w:val="en-US" w:eastAsia="zh-CN" w:bidi="ar-SA"/>
-        </w:rPr>
-      </w:pPr>
-      <w:r>
-        <w:rPr>
-          <w:rFonts w:asciiTheme="minorEastAsia" w:hAnsiTheme="minorEastAsia" w:eastAsiaTheme="minorEastAsia" w:cstheme="minorBidi"/>
-          <w:kern w:val="2"/>
-          <w:sz w:val="21"/>
-          <w:szCs w:val="21"/>
-          <w:lang w:val="en-US" w:eastAsia="zh-CN" w:bidi="ar-SA"/>
-        </w:rPr>
-        <w:footnoteRef/>
-      </w:r>
-      <w:r>
-        <w:rPr>
-          <w:rFonts w:asciiTheme="minorEastAsia" w:hAnsiTheme="minorEastAsia" w:eastAsiaTheme="minorEastAsia" w:cstheme="minorBidi"/>
-          <w:kern w:val="2"/>
-          <w:sz w:val="21"/>
-          <w:szCs w:val="21"/>
-          <w:lang w:val="en-US" w:eastAsia="zh-CN" w:bidi="ar-SA"/>
-        </w:rPr>
-        <w:t xml:space="preserve">陈桥，即陈桥驿，位于今河南省新乡市封丘县。960年赵匡胤在此发动兵变、黄袍加身，建立北宋王朝。</w:t>
-      </w:r>
-    </w:p>
-  </w:footnote>
-  <w:footnote w:id="17">
-    <w:p>
-      <w:pPr>
-        <w:rPr>
-          <w:rFonts w:asciiTheme="minorEastAsia" w:hAnsiTheme="minorEastAsia" w:eastAsiaTheme="minorEastAsia" w:cstheme="minorBidi"/>
-          <w:kern w:val="2"/>
-          <w:sz w:val="21"/>
-          <w:szCs w:val="21"/>
-          <w:lang w:val="en-US" w:eastAsia="zh-CN" w:bidi="ar-SA"/>
-        </w:rPr>
-      </w:pPr>
-      <w:r>
-        <w:rPr>
-          <w:rFonts w:asciiTheme="minorEastAsia" w:hAnsiTheme="minorEastAsia" w:eastAsiaTheme="minorEastAsia" w:cstheme="minorBidi"/>
-          <w:kern w:val="2"/>
-          <w:sz w:val="21"/>
-          <w:szCs w:val="21"/>
-          <w:lang w:val="en-US" w:eastAsia="zh-CN" w:bidi="ar-SA"/>
-        </w:rPr>
-        <w:footnoteRef/>
+      </w:pPr>
+      <w:r>
+        <w:rPr>
+          <w:rStyle w:val="FootnoteReference"/>
+        </w:rPr>
+        <w:t>[11]</w:t>
       </w:r>
       <w:r>
         <w:rPr>
